--- a/CPRG-305-B/group-assignment-3/DealerOps_Group_Assignment_3_Test_Execution_Report.docx
+++ b/CPRG-305-B/group-assignment-3/DealerOps_Group_Assignment_3_Test_Execution_Report.docx
@@ -404,7 +404,7 @@
           <w:sz w:val="17"/>
           <w:szCs w:val="17"/>
         </w:rPr>
-        <w:t xml:space="preserve">Evidence integrity statement: results marked Pass below were observed during this execution or come from the existing checked-in test suites executed with the stated toolchain. The Docker/Testcontainers discovery failure, supplemental live-provider result, and formal UAT status are recorded separately and are not hidden or converted into passes.</w:t>
+        <w:t xml:space="preserve">Evidence integrity statement: results marked Pass below were observed during this execution or come from the existing checked-in test suites executed with the stated toolchain. The original Docker/Testcontainers discovery failure, its successful retest, the supplemental live-provider result, and the formal UAT status are recorded separately and are not hidden or converted into passes.</w:t>
       </w:r>
     </w:p>
     <w:p>
@@ -616,7 +616,7 @@
                 <w:sz w:val="15"/>
                 <w:szCs w:val="15"/>
               </w:rPr>
-              <w:t xml:space="preserve">dealer-core unit suite 20/20; dealer-gateway unit suite 10/10; ai-service unit suite 19/19; Docker smoke cases; gateway health performance sample n=20; supplemental live-provider core-to-AI follow-up.</w:t>
+              <w:t xml:space="preserve">dealer-core unit suite 20/20; dealer-gateway unit suite 10/10; ai-service unit suite 19/19; Docker smoke cases; gateway health performance sample n=20; Testcontainers integration retest 44/44; supplemental live-provider core-to-AI follow-up.</w:t>
             </w:r>
           </w:p>
         </w:tc>
@@ -673,7 +673,7 @@
                 <w:sz w:val="15"/>
                 <w:szCs w:val="15"/>
               </w:rPr>
-              <w:t xml:space="preserve">Formal execution used Docker isolation. Local development processes were used only for the separate browser smoke; no paid/cloud UAT environment was used.</w:t>
+              <w:t xml:space="preserve">Formal execution used Docker isolation. Local development processes were used only for the separate browser smoke; no paid/cloud UAT environment was used. Testcontainers was rerun with the Docker Desktop Unix socket, Java 21, and a user-level docker-java API 1.44 compatibility setting.</w:t>
             </w:r>
           </w:p>
         </w:tc>
@@ -787,7 +787,7 @@
                 <w:sz w:val="15"/>
                 <w:szCs w:val="15"/>
               </w:rPr>
-              <w:t xml:space="preserve">Functional unit, container smoke, and supplemental live-provider verification passed. Dealer-core Testcontainers IT batch remains blocked by Docker client discovery; formal UAT was intentionally excluded from this execution.</w:t>
+              <w:t xml:space="preserve">Functional unit, container smoke, Testcontainers integration retest, and supplemental live-provider verification passed. The original environment blocker is closed; formal UAT was intentionally excluded from this execution.</w:t>
             </w:r>
           </w:p>
         </w:tc>
@@ -2252,7 +2252,7 @@
                 <w:sz w:val="15"/>
                 <w:szCs w:val="15"/>
               </w:rPr>
-              <w:t xml:space="preserve">Existing *IT classes: 44 execution targets configured.</w:t>
+              <w:t xml:space="preserve">Existing *IT classes; 44 Failsafe execution targets.</w:t>
             </w:r>
           </w:p>
         </w:tc>
@@ -2278,7 +2278,7 @@
                 <w:sz w:val="15"/>
                 <w:szCs w:val="15"/>
               </w:rPr>
-              <w:t xml:space="preserve">Blocked before application context because Testcontainers could not discover Docker environment from Maven JVM, although the Docker engine was available to manual containers. Reproduced again with Java 21 and a docker-java 3.4.2 override; Docker Desktop returned HTTP 400 to the client.</w:t>
+              <w:t xml:space="preserve">Docker Desktop 29.5.3 connected through the configured Unix socket; Ryuk and MySQL containers started, Flyway applied 13 migrations, and Maven reported 44 tests passed with 0 failures, 0 errors, and 0 skipped.</w:t>
             </w:r>
           </w:p>
         </w:tc>
@@ -2304,7 +2304,7 @@
                 <w:sz w:val="15"/>
                 <w:szCs w:val="15"/>
               </w:rPr>
-              <w:t xml:space="preserve">BLOCKED</w:t>
+              <w:t xml:space="preserve">PASS / RETEST</w:t>
             </w:r>
           </w:p>
         </w:tc>
@@ -4227,7 +4227,7 @@
                 <w:sz w:val="15"/>
                 <w:szCs w:val="15"/>
               </w:rPr>
-              <w:t xml:space="preserve">Existing core Testcontainers IT batch</w:t>
+              <w:t xml:space="preserve">Initial core Testcontainers IT batch</w:t>
             </w:r>
           </w:p>
         </w:tc>
@@ -4445,7 +4445,7 @@
                 <w:sz w:val="15"/>
                 <w:szCs w:val="15"/>
               </w:rPr>
-              <w:t xml:space="preserve">Retry of core Testcontainers batch with Java 21 and docker-java 3.4.2 dependency override</w:t>
+              <w:t xml:space="preserve">Retry with Java 21 and docker-java 3.4.2 dependency override</w:t>
             </w:r>
           </w:p>
         </w:tc>
@@ -4471,7 +4471,7 @@
                 <w:sz w:val="15"/>
                 <w:szCs w:val="15"/>
               </w:rPr>
-              <w:t xml:space="preserve">Unit tests still passed 20/20; all 44 integration targets remained blocked before context initialization with Docker Desktop HTTP 400. Override was removed after verification.</w:t>
+              <w:t xml:space="preserve">All 44 integration targets remained blocked before context initialization with Docker Desktop HTTP 400. Override was removed after verification.</w:t>
             </w:r>
           </w:p>
         </w:tc>
@@ -4690,6 +4690,115 @@
                 <w:szCs w:val="15"/>
               </w:rPr>
               <w:t xml:space="preserve">HTTP 200; summaryAvailable=true; real summary and Honda Accord card returned.</w:t>
+            </w:r>
+          </w:p>
+        </w:tc>
+      </w:tr>
+      <w:tr>
+        <w:trPr>
+          <w:cantSplit/>
+        </w:trPr>
+        <w:tc>
+          <w:tcPr>
+            <w:tcW w:type="dxa" w:w="1500"/>
+            <w:tcMar>
+              <w:top w:type="dxa" w:w="70"/>
+              <w:left w:type="dxa" w:w="80"/>
+              <w:bottom w:type="dxa" w:w="70"/>
+              <w:right w:type="dxa" w:w="80"/>
+            </w:tcMar>
+          </w:tcPr>
+          <w:p>
+            <w:pPr>
+              <w:spacing w:after="0"/>
+            </w:pPr>
+            <w:r>
+              <w:rPr>
+                <w:b w:val="false"/>
+                <w:bCs w:val="false"/>
+                <w:color w:val="000000"/>
+                <w:sz w:val="15"/>
+                <w:szCs w:val="15"/>
+              </w:rPr>
+              <w:t xml:space="preserve">17:07</w:t>
+            </w:r>
+          </w:p>
+        </w:tc>
+        <w:tc>
+          <w:tcPr>
+            <w:tcW w:type="dxa" w:w="1800"/>
+            <w:tcMar>
+              <w:top w:type="dxa" w:w="70"/>
+              <w:left w:type="dxa" w:w="80"/>
+              <w:bottom w:type="dxa" w:w="70"/>
+              <w:right w:type="dxa" w:w="80"/>
+            </w:tcMar>
+          </w:tcPr>
+          <w:p>
+            <w:pPr>
+              <w:spacing w:after="0"/>
+            </w:pPr>
+            <w:r>
+              <w:rPr>
+                <w:b w:val="false"/>
+                <w:bCs w:val="false"/>
+                <w:color w:val="000000"/>
+                <w:sz w:val="15"/>
+                <w:szCs w:val="15"/>
+              </w:rPr>
+              <w:t xml:space="preserve">Yuandong Yang</w:t>
+            </w:r>
+          </w:p>
+        </w:tc>
+        <w:tc>
+          <w:tcPr>
+            <w:tcW w:type="dxa" w:w="3900"/>
+            <w:tcMar>
+              <w:top w:type="dxa" w:w="70"/>
+              <w:left w:type="dxa" w:w="80"/>
+              <w:bottom w:type="dxa" w:w="70"/>
+              <w:right w:type="dxa" w:w="80"/>
+            </w:tcMar>
+          </w:tcPr>
+          <w:p>
+            <w:pPr>
+              <w:spacing w:after="0"/>
+            </w:pPr>
+            <w:r>
+              <w:rPr>
+                <w:b w:val="false"/>
+                <w:bCs w:val="false"/>
+                <w:color w:val="000000"/>
+                <w:sz w:val="15"/>
+                <w:szCs w:val="15"/>
+              </w:rPr>
+              <w:t xml:space="preserve">Testcontainers retest with Docker socket/API compatibility setting and JWT_MODE=dev</w:t>
+            </w:r>
+          </w:p>
+        </w:tc>
+        <w:tc>
+          <w:tcPr>
+            <w:tcW w:type="dxa" w:w="2160"/>
+            <w:tcMar>
+              <w:top w:type="dxa" w:w="70"/>
+              <w:left w:type="dxa" w:w="80"/>
+              <w:bottom w:type="dxa" w:w="70"/>
+              <w:right w:type="dxa" w:w="80"/>
+            </w:tcMar>
+          </w:tcPr>
+          <w:p>
+            <w:pPr>
+              <w:spacing w:after="0"/>
+            </w:pPr>
+            <w:r>
+              <w:rPr>
+                <w:b w:val="false"/>
+                <w:bCs w:val="false"/>
+                <w:color w:val="000000"/>
+                <w:sz w:val="15"/>
+                <w:szCs w:val="15"/>
+              </w:rPr>
+              <w:t xml:space="preserve">Maven BUILD SUCCESS; 44 tests passed, 0 failures, 0 errors, 0 skipped. DEF-001 closed.</w:t>
             </w:r>
           </w:p>
         </w:tc>
@@ -4985,7 +5094,7 @@
                 <w:sz w:val="15"/>
                 <w:szCs w:val="15"/>
               </w:rPr>
-              <w:t xml:space="preserve">Testcontainers failed to discover a valid Docker environment from the Maven JVM (BadRequest response from Unix socket strategy). The issue was reproduced with Java 21 and a docker-java 3.4.2 override, so the 44 integration targets did not start. Manual Docker containers were available and functional.</w:t>
+              <w:t xml:space="preserve">Testcontainers initially failed to discover a valid Docker environment from the Maven JVM because Docker Desktop 29 exposed a newer API than the project client requested. The compatibility setting and socket were corrected, then the retest completed successfully.</w:t>
             </w:r>
           </w:p>
         </w:tc>
@@ -5063,7 +5172,7 @@
                 <w:sz w:val="15"/>
                 <w:szCs w:val="15"/>
               </w:rPr>
-              <w:t xml:space="preserve">Open / environment blocker</w:t>
+              <w:t xml:space="preserve">Closed / environment corrected</w:t>
             </w:r>
           </w:p>
         </w:tc>
@@ -6085,7 +6194,7 @@
                 <w:sz w:val="15"/>
                 <w:szCs w:val="15"/>
               </w:rPr>
-              <w:t xml:space="preserve">High-priority unit, boundary, container-smoke, performance, and supplemental live-provider evidence executed. Core Testcontainers integration remains dispositioned; paid/cloud UAT is an intentional scope exclusion.</w:t>
+              <w:t xml:space="preserve">Baseline formal denominator remains unchanged for traceability. A separate Testcontainers retest then passed all 44 existing Failsafe targets, so DEF-001 is closed; paid/cloud UAT remains an intentional scope exclusion.</w:t>
             </w:r>
           </w:p>
         </w:tc>
@@ -6256,7 +6365,7 @@
           <w:sz w:val="20"/>
           <w:szCs w:val="20"/>
         </w:rPr>
-        <w:t xml:space="preserve">The 76 executed count includes the 49 unit test methods, 7 container smoke/functional checks, and 20 performance requests. A separate local Chrome development smoke and a supplemental Java 21 core-to-AI provider verification also passed, but neither is counted in the original isolated-environment denominator. The remaining planned integration cases are blocked by the local Testcontainers client issue; paid/cloud UAT was not requested. Defect ratio among executed formal cases is 0/76 = 0%; the environment blocker is tracked separately and does not represent an application assertion failure.</w:t>
+        <w:t xml:space="preserve">The 76 executed count includes the 49 unit test methods, 7 container smoke/functional checks, and 20 performance requests in the original baseline denominator. A separate local Chrome development smoke, Testcontainers retest (44/44), and supplemental Java 21 core-to-AI provider verification also passed, but are reported as additional evidence rather than silently changing the original denominator. Paid/cloud UAT was not requested. Defect ratio among the original executed formal cases is 0/76 = 0%; the environment blocker is closed and did not represent an application assertion failure.</w:t>
       </w:r>
     </w:p>
     <w:p>
@@ -6455,38 +6564,38 @@
                 <w:sz w:val="15"/>
                 <w:szCs w:val="15"/>
               </w:rPr>
+              <w:t xml:space="preserve">0</w:t>
+            </w:r>
+          </w:p>
+        </w:tc>
+        <w:tc>
+          <w:tcPr>
+            <w:tcW w:type="dxa" w:w="1300"/>
+            <w:tcMar>
+              <w:top w:type="dxa" w:w="70"/>
+              <w:left w:type="dxa" w:w="80"/>
+              <w:bottom w:type="dxa" w:w="70"/>
+              <w:right w:type="dxa" w:w="80"/>
+            </w:tcMar>
+          </w:tcPr>
+          <w:p>
+            <w:pPr>
+              <w:spacing w:after="0"/>
+            </w:pPr>
+            <w:r>
+              <w:rPr>
+                <w:b w:val="false"/>
+                <w:bCs w:val="false"/>
+                <w:color w:val="000000"/>
+                <w:sz w:val="15"/>
+                <w:szCs w:val="15"/>
+              </w:rPr>
               <w:t xml:space="preserve">1</w:t>
             </w:r>
           </w:p>
         </w:tc>
         <w:tc>
           <w:tcPr>
-            <w:tcW w:type="dxa" w:w="1300"/>
-            <w:tcMar>
-              <w:top w:type="dxa" w:w="70"/>
-              <w:left w:type="dxa" w:w="80"/>
-              <w:bottom w:type="dxa" w:w="70"/>
-              <w:right w:type="dxa" w:w="80"/>
-            </w:tcMar>
-          </w:tcPr>
-          <w:p>
-            <w:pPr>
-              <w:spacing w:after="0"/>
-            </w:pPr>
-            <w:r>
-              <w:rPr>
-                <w:b w:val="false"/>
-                <w:bCs w:val="false"/>
-                <w:color w:val="000000"/>
-                <w:sz w:val="15"/>
-                <w:szCs w:val="15"/>
-              </w:rPr>
-              <w:t xml:space="preserve">0</w:t>
-            </w:r>
-          </w:p>
-        </w:tc>
-        <w:tc>
-          <w:tcPr>
             <w:tcW w:type="dxa" w:w="4560"/>
             <w:tcMar>
               <w:top w:type="dxa" w:w="70"/>
@@ -6507,7 +6616,7 @@
                 <w:sz w:val="15"/>
                 <w:szCs w:val="15"/>
               </w:rPr>
-              <w:t xml:space="preserve">Configure Testcontainers Docker client/socket for the supported host/CI JVM, then rerun all core IT cases.</w:t>
+              <w:t xml:space="preserve">Closed after the 17:07 MDT Testcontainers retest: 44 passed, 0 failed, 0 errors, 0 skipped.</w:t>
             </w:r>
           </w:p>
         </w:tc>
@@ -6782,7 +6891,7 @@
                 <w:sz w:val="15"/>
                 <w:szCs w:val="15"/>
               </w:rPr>
-              <w:t xml:space="preserve">1 open blocker</w:t>
+              <w:t xml:space="preserve">0 open blockers</w:t>
             </w:r>
           </w:p>
         </w:tc>
@@ -6808,7 +6917,7 @@
                 <w:sz w:val="15"/>
                 <w:szCs w:val="15"/>
               </w:rPr>
-              <w:t xml:space="preserve">2 closed / accepted</w:t>
+              <w:t xml:space="preserve">3 closed / accepted</w:t>
             </w:r>
           </w:p>
         </w:tc>
@@ -6834,7 +6943,7 @@
                 <w:sz w:val="15"/>
                 <w:szCs w:val="15"/>
               </w:rPr>
-              <w:t xml:space="preserve">No unresolved product defect identified in executed assertions; formal Docker integration remains conditional on the local Testcontainers environment.</w:t>
+              <w:t xml:space="preserve">No unresolved product defect identified in the executed assertions. Formal stakeholder UAT remains explicitly unrun and has no sign-off claim.</w:t>
             </w:r>
           </w:p>
         </w:tc>
@@ -6865,7 +6974,7 @@
           <w:sz w:val="20"/>
           <w:szCs w:val="20"/>
         </w:rPr>
-        <w:t xml:space="preserve">The following names identify the group members and assigned review roles. No electronic or handwritten signature is represented. The open environment blocker and unrun acceptance items require disposition before claiming full production readiness.</w:t>
+        <w:t xml:space="preserve">The following names identify the group members and assigned review roles. No electronic or handwritten signature is represented. Formal stakeholder UAT remains unrun and no external sign-off is claimed.</w:t>
       </w:r>
     </w:p>
     <w:tbl>
